--- a/plantilla_cotizacion_foton_u10.docx
+++ b/plantilla_cotizacion_foton_u10.docx
@@ -8,8 +8,29 @@
         <w:ind w:left="708" w:hanging="708"/>
         <w:jc w:val="right"/>
       </w:pPr>
-      <w:r>
-        <w:t>{{ fecha_larga }}</w:t>
+      <w:proofErr w:type="gramStart"/>
+      <w:r>
+        <w:t xml:space="preserve">{{ </w:t>
+      </w:r>
+      <w:proofErr w:type="spellStart"/>
+      <w:r>
+        <w:t>fecha</w:t>
+      </w:r>
+      <w:proofErr w:type="gramEnd"/>
+      <w:r>
+        <w:t>_</w:t>
+      </w:r>
+      <w:proofErr w:type="gramStart"/>
+      <w:r>
+        <w:t>larga</w:t>
+      </w:r>
+      <w:proofErr w:type="spellEnd"/>
+      <w:r>
+        <w:t xml:space="preserve"> }</w:t>
+      </w:r>
+      <w:proofErr w:type="gramEnd"/>
+      <w:r>
+        <w:t>}</w:t>
       </w:r>
     </w:p>
     <w:p>
@@ -18,10 +39,39 @@
         <w:jc w:val="right"/>
       </w:pPr>
       <w:r>
-        <w:t xml:space="preserve">Cotización n° </w:t>
-      </w:r>
-      <w:r>
-        <w:t>{{ numero_cotizacion }}</w:t>
+        <w:t xml:space="preserve">Cotización </w:t>
+      </w:r>
+      <w:proofErr w:type="spellStart"/>
+      <w:r>
+        <w:t>n°</w:t>
+      </w:r>
+      <w:proofErr w:type="spellEnd"/>
+      <w:r>
+        <w:t xml:space="preserve"> </w:t>
+      </w:r>
+      <w:proofErr w:type="gramStart"/>
+      <w:r>
+        <w:t xml:space="preserve">{{ </w:t>
+      </w:r>
+      <w:proofErr w:type="spellStart"/>
+      <w:r>
+        <w:t>numero</w:t>
+      </w:r>
+      <w:proofErr w:type="gramEnd"/>
+      <w:r>
+        <w:t>_</w:t>
+      </w:r>
+      <w:proofErr w:type="gramStart"/>
+      <w:r>
+        <w:t>cotizacion</w:t>
+      </w:r>
+      <w:proofErr w:type="spellEnd"/>
+      <w:r>
+        <w:t xml:space="preserve"> }</w:t>
+      </w:r>
+      <w:proofErr w:type="gramEnd"/>
+      <w:r>
+        <w:t>}</w:t>
       </w:r>
     </w:p>
     <w:p>
@@ -66,8 +116,13 @@
         <w:spacing w:after="0"/>
         <w:jc w:val="both"/>
       </w:pPr>
-      <w:r>
-        <w:t>{{ cliente }}</w:t>
+      <w:proofErr w:type="gramStart"/>
+      <w:r>
+        <w:t>{{ cliente</w:t>
+      </w:r>
+      <w:proofErr w:type="gramEnd"/>
+      <w:r>
+        <w:t xml:space="preserve"> }}</w:t>
       </w:r>
     </w:p>
     <w:p>
@@ -140,20 +195,35 @@
       <w:r>
         <w:t xml:space="preserve"> </w:t>
       </w:r>
+      <w:proofErr w:type="gramStart"/>
       <w:r>
         <w:t>{{</w:t>
       </w:r>
       <w:r>
         <w:t xml:space="preserve"> </w:t>
       </w:r>
-      <w:r>
-        <w:t>cantidad_unidades</w:t>
-      </w:r>
+      <w:proofErr w:type="spellStart"/>
+      <w:r>
+        <w:t>cantidad</w:t>
+      </w:r>
+      <w:proofErr w:type="gramEnd"/>
+      <w:r>
+        <w:t>_</w:t>
+      </w:r>
+      <w:proofErr w:type="gramStart"/>
+      <w:r>
+        <w:t>unidades</w:t>
+      </w:r>
+      <w:proofErr w:type="spellEnd"/>
       <w:r>
         <w:t xml:space="preserve"> </w:t>
       </w:r>
       <w:r>
-        <w:t>}}</w:t>
+        <w:t>}</w:t>
+      </w:r>
+      <w:proofErr w:type="gramEnd"/>
+      <w:r>
+        <w:t>}</w:t>
       </w:r>
       <w:r>
         <w:t xml:space="preserve"> </w:t>
@@ -586,15 +656,33 @@
               <w:cnfStyle w:val="000000000000" w:firstRow="0" w:lastRow="0" w:firstColumn="0" w:lastColumn="0" w:oddVBand="0" w:evenVBand="0" w:oddHBand="0" w:evenHBand="0" w:firstRowFirstColumn="0" w:firstRowLastColumn="0" w:lastRowFirstColumn="0" w:lastRowLastColumn="0"/>
             </w:pPr>
             <w:r>
-              <w:t xml:space="preserve">FOTON by </w:t>
-            </w:r>
+              <w:t xml:space="preserve">FOTON </w:t>
+            </w:r>
+            <w:proofErr w:type="spellStart"/>
+            <w:r>
+              <w:t>by</w:t>
+            </w:r>
+            <w:proofErr w:type="spellEnd"/>
+            <w:r>
+              <w:t xml:space="preserve"> </w:t>
+            </w:r>
+            <w:proofErr w:type="spellStart"/>
             <w:r>
               <w:rPr>
                 <w:rFonts w:eastAsiaTheme="minorEastAsia"/>
                 <w:sz w:val="21"/>
                 <w:lang w:eastAsia="zh-CN"/>
               </w:rPr>
-              <w:t xml:space="preserve">Prestolite  </w:t>
+              <w:t>Prestolite</w:t>
+            </w:r>
+            <w:proofErr w:type="spellEnd"/>
+            <w:r>
+              <w:rPr>
+                <w:rFonts w:eastAsiaTheme="minorEastAsia"/>
+                <w:sz w:val="21"/>
+                <w:lang w:eastAsia="zh-CN"/>
+              </w:rPr>
+              <w:t xml:space="preserve">  </w:t>
             </w:r>
             <w:r>
               <w:rPr>
@@ -778,8 +866,13 @@
               <w:cnfStyle w:val="000000100000" w:firstRow="0" w:lastRow="0" w:firstColumn="0" w:lastColumn="0" w:oddVBand="0" w:evenVBand="0" w:oddHBand="1" w:evenHBand="0" w:firstRowFirstColumn="0" w:firstRowLastColumn="0" w:lastRowFirstColumn="0" w:lastRowLastColumn="0"/>
             </w:pPr>
             <w:r>
-              <w:t>Tipo Neumática con Sistema Kneeling</w:t>
-            </w:r>
+              <w:t xml:space="preserve">Tipo Neumática con Sistema </w:t>
+            </w:r>
+            <w:proofErr w:type="spellStart"/>
+            <w:r>
+              <w:t>Kneeling</w:t>
+            </w:r>
+            <w:proofErr w:type="spellEnd"/>
           </w:p>
         </w:tc>
       </w:tr>
@@ -960,7 +1053,15 @@
               <w:cnfStyle w:val="000000000000" w:firstRow="0" w:lastRow="0" w:firstColumn="0" w:lastColumn="0" w:oddVBand="0" w:evenVBand="0" w:oddHBand="0" w:evenHBand="0" w:firstRowFirstColumn="0" w:firstRowLastColumn="0" w:lastRowFirstColumn="0" w:lastRowLastColumn="0"/>
             </w:pPr>
             <w:r>
-              <w:t>Por confirmar según layout con cliente</w:t>
+              <w:t xml:space="preserve">Por confirmar según </w:t>
+            </w:r>
+            <w:proofErr w:type="spellStart"/>
+            <w:r>
+              <w:t>layout</w:t>
+            </w:r>
+            <w:proofErr w:type="spellEnd"/>
+            <w:r>
+              <w:t xml:space="preserve"> con cliente</w:t>
             </w:r>
           </w:p>
         </w:tc>
@@ -1035,7 +1136,15 @@
               <w:cnfStyle w:val="000000000000" w:firstRow="0" w:lastRow="0" w:firstColumn="0" w:lastColumn="0" w:oddVBand="0" w:evenVBand="0" w:oddHBand="0" w:evenHBand="0" w:firstRowFirstColumn="0" w:firstRowLastColumn="0" w:lastRowFirstColumn="0" w:lastRowLastColumn="0"/>
             </w:pPr>
             <w:r>
-              <w:t xml:space="preserve">Si, Equipado con Router </w:t>
+              <w:t xml:space="preserve">Si, Equipado con </w:t>
+            </w:r>
+            <w:proofErr w:type="spellStart"/>
+            <w:r>
+              <w:t>Router</w:t>
+            </w:r>
+            <w:proofErr w:type="spellEnd"/>
+            <w:r>
+              <w:t xml:space="preserve"> </w:t>
             </w:r>
           </w:p>
         </w:tc>
@@ -1078,7 +1187,21 @@
               <w:rPr>
                 <w:lang w:val="pt-BR"/>
               </w:rPr>
-              <w:t>incorporada (próxima parada) Marca Magnetich North.</w:t>
+              <w:t xml:space="preserve">incorporada (próxima parada) Marca </w:t>
+            </w:r>
+            <w:proofErr w:type="spellStart"/>
+            <w:r>
+              <w:rPr>
+                <w:lang w:val="pt-BR"/>
+              </w:rPr>
+              <w:t>Magnetich</w:t>
+            </w:r>
+            <w:proofErr w:type="spellEnd"/>
+            <w:r>
+              <w:rPr>
+                <w:lang w:val="pt-BR"/>
+              </w:rPr>
+              <w:t xml:space="preserve"> North.</w:t>
             </w:r>
           </w:p>
         </w:tc>
@@ -1112,7 +1235,15 @@
               <w:cnfStyle w:val="000000000000" w:firstRow="0" w:lastRow="0" w:firstColumn="0" w:lastColumn="0" w:oddVBand="0" w:evenVBand="0" w:oddHBand="0" w:evenHBand="0" w:firstRowFirstColumn="0" w:firstRowLastColumn="0" w:lastRowFirstColumn="0" w:lastRowLastColumn="0"/>
             </w:pPr>
             <w:r>
-              <w:t>Marca Magnetich North.</w:t>
+              <w:t xml:space="preserve">Marca </w:t>
+            </w:r>
+            <w:proofErr w:type="spellStart"/>
+            <w:r>
+              <w:t>Magnetich</w:t>
+            </w:r>
+            <w:proofErr w:type="spellEnd"/>
+            <w:r>
+              <w:t xml:space="preserve"> North.</w:t>
             </w:r>
           </w:p>
         </w:tc>
@@ -1157,7 +1288,71 @@
                 <w:rFonts w:asciiTheme="minorHAnsi" w:eastAsiaTheme="minorHAnsi" w:hAnsiTheme="minorHAnsi" w:cstheme="minorBidi"/>
                 <w:lang w:val="es-CL" w:eastAsia="en-US" w:bidi="ar-SA"/>
               </w:rPr>
-              <w:t xml:space="preserve">Marca Magnetich North, Modelo intelligent monitoring system, 5 </w:t>
+              <w:t xml:space="preserve">Marca </w:t>
+            </w:r>
+            <w:proofErr w:type="spellStart"/>
+            <w:r>
+              <w:rPr>
+                <w:rFonts w:asciiTheme="minorHAnsi" w:eastAsiaTheme="minorHAnsi" w:hAnsiTheme="minorHAnsi" w:cstheme="minorBidi"/>
+                <w:lang w:val="es-CL" w:eastAsia="en-US" w:bidi="ar-SA"/>
+              </w:rPr>
+              <w:t>Magnetich</w:t>
+            </w:r>
+            <w:proofErr w:type="spellEnd"/>
+            <w:r>
+              <w:rPr>
+                <w:rFonts w:asciiTheme="minorHAnsi" w:eastAsiaTheme="minorHAnsi" w:hAnsiTheme="minorHAnsi" w:cstheme="minorBidi"/>
+                <w:lang w:val="es-CL" w:eastAsia="en-US" w:bidi="ar-SA"/>
+              </w:rPr>
+              <w:t xml:space="preserve"> North, Modelo </w:t>
+            </w:r>
+            <w:proofErr w:type="spellStart"/>
+            <w:r>
+              <w:rPr>
+                <w:rFonts w:asciiTheme="minorHAnsi" w:eastAsiaTheme="minorHAnsi" w:hAnsiTheme="minorHAnsi" w:cstheme="minorBidi"/>
+                <w:lang w:val="es-CL" w:eastAsia="en-US" w:bidi="ar-SA"/>
+              </w:rPr>
+              <w:t>intelligent</w:t>
+            </w:r>
+            <w:proofErr w:type="spellEnd"/>
+            <w:r>
+              <w:rPr>
+                <w:rFonts w:asciiTheme="minorHAnsi" w:eastAsiaTheme="minorHAnsi" w:hAnsiTheme="minorHAnsi" w:cstheme="minorBidi"/>
+                <w:lang w:val="es-CL" w:eastAsia="en-US" w:bidi="ar-SA"/>
+              </w:rPr>
+              <w:t xml:space="preserve"> </w:t>
+            </w:r>
+            <w:proofErr w:type="spellStart"/>
+            <w:r>
+              <w:rPr>
+                <w:rFonts w:asciiTheme="minorHAnsi" w:eastAsiaTheme="minorHAnsi" w:hAnsiTheme="minorHAnsi" w:cstheme="minorBidi"/>
+                <w:lang w:val="es-CL" w:eastAsia="en-US" w:bidi="ar-SA"/>
+              </w:rPr>
+              <w:t>monitoring</w:t>
+            </w:r>
+            <w:proofErr w:type="spellEnd"/>
+            <w:r>
+              <w:rPr>
+                <w:rFonts w:asciiTheme="minorHAnsi" w:eastAsiaTheme="minorHAnsi" w:hAnsiTheme="minorHAnsi" w:cstheme="minorBidi"/>
+                <w:lang w:val="es-CL" w:eastAsia="en-US" w:bidi="ar-SA"/>
+              </w:rPr>
+              <w:t xml:space="preserve"> </w:t>
+            </w:r>
+            <w:proofErr w:type="spellStart"/>
+            <w:r>
+              <w:rPr>
+                <w:rFonts w:asciiTheme="minorHAnsi" w:eastAsiaTheme="minorHAnsi" w:hAnsiTheme="minorHAnsi" w:cstheme="minorBidi"/>
+                <w:lang w:val="es-CL" w:eastAsia="en-US" w:bidi="ar-SA"/>
+              </w:rPr>
+              <w:t>system</w:t>
+            </w:r>
+            <w:proofErr w:type="spellEnd"/>
+            <w:r>
+              <w:rPr>
+                <w:rFonts w:asciiTheme="minorHAnsi" w:eastAsiaTheme="minorHAnsi" w:hAnsiTheme="minorHAnsi" w:cstheme="minorBidi"/>
+                <w:lang w:val="es-CL" w:eastAsia="en-US" w:bidi="ar-SA"/>
+              </w:rPr>
+              <w:t xml:space="preserve">, 5 </w:t>
             </w:r>
             <w:r>
               <w:rPr>
@@ -1376,8 +1571,21 @@
               <w:jc w:val="both"/>
               <w:cnfStyle w:val="000000100000" w:firstRow="0" w:lastRow="0" w:firstColumn="0" w:lastColumn="0" w:oddVBand="0" w:evenVBand="0" w:oddHBand="1" w:evenHBand="0" w:firstRowFirstColumn="0" w:firstRowLastColumn="0" w:lastRowFirstColumn="0" w:lastRowLastColumn="0"/>
             </w:pPr>
-            <w:r>
-              <w:t>{{ capacidad_bateria }}</w:t>
+            <w:proofErr w:type="gramStart"/>
+            <w:r>
+              <w:t xml:space="preserve">{{ </w:t>
+            </w:r>
+            <w:proofErr w:type="spellStart"/>
+            <w:r>
+              <w:t>capacidad</w:t>
+            </w:r>
+            <w:proofErr w:type="gramEnd"/>
+            <w:r>
+              <w:t>_bateria</w:t>
+            </w:r>
+            <w:proofErr w:type="spellEnd"/>
+            <w:r>
+              <w:t xml:space="preserve"> }}</w:t>
             </w:r>
           </w:p>
         </w:tc>
@@ -1543,7 +1751,15 @@
                   <w:t>4</w:t>
                 </w:r>
                 <w:r>
-                  <w:t xml:space="preserve">0.000 kms. lo que primero se cumpla. </w:t>
+                  <w:t xml:space="preserve">0.000 </w:t>
+                </w:r>
+                <w:proofErr w:type="spellStart"/>
+                <w:r>
+                  <w:t>kms</w:t>
+                </w:r>
+                <w:proofErr w:type="spellEnd"/>
+                <w:r>
+                  <w:t xml:space="preserve">. lo que primero se cumpla. </w:t>
                 </w:r>
                 <w:r>
                   <w:t xml:space="preserve">Verificar Póliza de garantía en </w:t>
@@ -1604,7 +1820,15 @@
                   <w:t>8</w:t>
                 </w:r>
                 <w:r>
-                  <w:t xml:space="preserve">00.000 kms. lo que primero se cumpla, y con una atenuación de 30% de la batería. </w:t>
+                  <w:t xml:space="preserve">00.000 </w:t>
+                </w:r>
+                <w:proofErr w:type="spellStart"/>
+                <w:r>
+                  <w:t>kms</w:t>
+                </w:r>
+                <w:proofErr w:type="spellEnd"/>
+                <w:r>
+                  <w:t xml:space="preserve">. lo que primero se cumpla, y con una atenuación de 30% de la batería. </w:t>
                 </w:r>
                 <w:r>
                   <w:t xml:space="preserve">Verificar Póliza de garantía en </w:t>
@@ -1656,7 +1880,15 @@
               <w:t>5</w:t>
             </w:r>
             <w:r>
-              <w:t xml:space="preserve"> años o 400.000 kms. </w:t>
+              <w:t xml:space="preserve"> años o 400.000 </w:t>
+            </w:r>
+            <w:proofErr w:type="spellStart"/>
+            <w:r>
+              <w:t>kms</w:t>
+            </w:r>
+            <w:proofErr w:type="spellEnd"/>
+            <w:r>
+              <w:t xml:space="preserve">. </w:t>
             </w:r>
             <w:r>
               <w:t xml:space="preserve">Verificar Póliza de garantía en </w:t>
@@ -1683,8 +1915,13 @@
               <w:ind w:left="0"/>
               <w:jc w:val="both"/>
             </w:pPr>
-            <w:r>
-              <w:t xml:space="preserve">Ejes trasero </w:t>
+            <w:proofErr w:type="gramStart"/>
+            <w:r>
+              <w:t>Ejes trasero</w:t>
+            </w:r>
+            <w:proofErr w:type="gramEnd"/>
+            <w:r>
+              <w:t xml:space="preserve"> </w:t>
             </w:r>
           </w:p>
         </w:tc>
@@ -1708,8 +1945,13 @@
             <w:r>
               <w:t xml:space="preserve">400.000 </w:t>
             </w:r>
-            <w:r>
-              <w:t>kms.</w:t>
+            <w:proofErr w:type="spellStart"/>
+            <w:r>
+              <w:t>kms</w:t>
+            </w:r>
+            <w:proofErr w:type="spellEnd"/>
+            <w:r>
+              <w:t>.</w:t>
             </w:r>
             <w:r>
               <w:rPr>
@@ -2065,9 +2307,11 @@
       <w:r>
         <w:t xml:space="preserve">  </w:t>
       </w:r>
+      <w:proofErr w:type="spellStart"/>
       <w:r>
         <w:t>Layout</w:t>
       </w:r>
+      <w:proofErr w:type="spellEnd"/>
       <w:r>
         <w:t xml:space="preserve"> </w:t>
       </w:r>
@@ -2110,7 +2354,15 @@
         <w:jc w:val="both"/>
       </w:pPr>
       <w:r>
-        <w:t>¿Por qué elegir Foton y Andes Motor una empresa del grupo Kaufmann?</w:t>
+        <w:t xml:space="preserve">¿Por qué elegir </w:t>
+      </w:r>
+      <w:proofErr w:type="spellStart"/>
+      <w:r>
+        <w:t>Foton</w:t>
+      </w:r>
+      <w:proofErr w:type="spellEnd"/>
+      <w:r>
+        <w:t xml:space="preserve"> y Andes Motor una empresa del grupo Kaufmann?</w:t>
       </w:r>
     </w:p>
     <w:p>
@@ -2129,8 +2381,13 @@
         <w:spacing w:after="0"/>
         <w:jc w:val="both"/>
       </w:pPr>
-      <w:r>
-        <w:t xml:space="preserve">Foton </w:t>
+      <w:proofErr w:type="spellStart"/>
+      <w:r>
+        <w:t>Foton</w:t>
+      </w:r>
+      <w:proofErr w:type="spellEnd"/>
+      <w:r>
+        <w:t xml:space="preserve"> </w:t>
       </w:r>
       <w:r>
         <w:t xml:space="preserve">ha comercializado más </w:t>
@@ -2149,8 +2406,13 @@
         <w:spacing w:after="0"/>
         <w:jc w:val="both"/>
       </w:pPr>
-      <w:r>
-        <w:t xml:space="preserve">Foton en Chile cuenta con una flota de </w:t>
+      <w:proofErr w:type="spellStart"/>
+      <w:r>
+        <w:t>Foton</w:t>
+      </w:r>
+      <w:proofErr w:type="spellEnd"/>
+      <w:r>
+        <w:t xml:space="preserve"> en Chile cuenta con una flota de </w:t>
       </w:r>
       <w:r>
         <w:t>1.347</w:t>
@@ -2264,19 +2526,60 @@
         </w:rPr>
         <w:t xml:space="preserve">Valor unitario por bus: </w:t>
       </w:r>
+      <w:proofErr w:type="gramStart"/>
       <w:r>
         <w:rPr>
           <w:rFonts w:cstheme="minorHAnsi"/>
           <w:b/>
         </w:rPr>
-        <w:t>{{ precio_unitario }}</w:t>
-      </w:r>
+        <w:t xml:space="preserve">{{ </w:t>
+      </w:r>
+      <w:proofErr w:type="spellStart"/>
       <w:r>
         <w:rPr>
           <w:rFonts w:cstheme="minorHAnsi"/>
           <w:b/>
         </w:rPr>
-        <w:t xml:space="preserve">.- </w:t>
+        <w:t>precio</w:t>
+      </w:r>
+      <w:proofErr w:type="gramEnd"/>
+      <w:r>
+        <w:rPr>
+          <w:rFonts w:cstheme="minorHAnsi"/>
+          <w:b/>
+        </w:rPr>
+        <w:t>_</w:t>
+      </w:r>
+      <w:proofErr w:type="gramStart"/>
+      <w:r>
+        <w:rPr>
+          <w:rFonts w:cstheme="minorHAnsi"/>
+          <w:b/>
+        </w:rPr>
+        <w:t>unitario</w:t>
+      </w:r>
+      <w:proofErr w:type="spellEnd"/>
+      <w:r>
+        <w:rPr>
+          <w:rFonts w:cstheme="minorHAnsi"/>
+          <w:b/>
+        </w:rPr>
+        <w:t xml:space="preserve"> }}</w:t>
+      </w:r>
+      <w:r>
+        <w:rPr>
+          <w:rFonts w:cstheme="minorHAnsi"/>
+          <w:b/>
+        </w:rPr>
+        <w:t>.-</w:t>
+      </w:r>
+      <w:proofErr w:type="gramEnd"/>
+      <w:r>
+        <w:rPr>
+          <w:rFonts w:cstheme="minorHAnsi"/>
+          <w:b/>
+        </w:rPr>
+        <w:t xml:space="preserve"> </w:t>
       </w:r>
       <w:r>
         <w:rPr>
@@ -2315,37 +2618,107 @@
         <w:rPr>
           <w:bCs/>
         </w:rPr>
-        <w:t>{% if texto_mantto %}</w:t>
-      </w:r>
-    </w:p>
-    <w:p>
-      <w:pPr>
-        <w:pStyle w:val="Prrafodelista"/>
-        <w:spacing w:after="0"/>
+        <w:t xml:space="preserve">{% </w:t>
+      </w:r>
+      <w:proofErr w:type="spellStart"/>
+      <w:r>
         <w:rPr>
           <w:bCs/>
         </w:rPr>
-      </w:pPr>
+        <w:t>if</w:t>
+      </w:r>
+      <w:proofErr w:type="spellEnd"/>
       <w:r>
         <w:rPr>
           <w:bCs/>
         </w:rPr>
-        <w:t>{{r texto_mantto }}</w:t>
-      </w:r>
-    </w:p>
-    <w:p>
-      <w:pPr>
-        <w:pStyle w:val="Prrafodelista"/>
-        <w:spacing w:after="0"/>
+        <w:t xml:space="preserve"> </w:t>
+      </w:r>
+      <w:proofErr w:type="spellStart"/>
+      <w:r>
         <w:rPr>
           <w:bCs/>
         </w:rPr>
-      </w:pPr>
+        <w:t>texto_mantto</w:t>
+      </w:r>
+      <w:proofErr w:type="spellEnd"/>
       <w:r>
         <w:rPr>
           <w:bCs/>
         </w:rPr>
-        <w:t>{% endif %}</w:t>
+        <w:t xml:space="preserve"> %}</w:t>
+      </w:r>
+    </w:p>
+    <w:p>
+      <w:pPr>
+        <w:pStyle w:val="Prrafodelista"/>
+        <w:spacing w:after="0"/>
+        <w:rPr>
+          <w:bCs/>
+        </w:rPr>
+      </w:pPr>
+      <w:r>
+        <w:rPr>
+          <w:bCs/>
+        </w:rPr>
+        <w:t xml:space="preserve">{{r </w:t>
+      </w:r>
+      <w:proofErr w:type="spellStart"/>
+      <w:r>
+        <w:rPr>
+          <w:bCs/>
+        </w:rPr>
+        <w:t>texto_</w:t>
+      </w:r>
+      <w:proofErr w:type="gramStart"/>
+      <w:r>
+        <w:rPr>
+          <w:bCs/>
+        </w:rPr>
+        <w:t>mantto</w:t>
+      </w:r>
+      <w:proofErr w:type="spellEnd"/>
+      <w:r>
+        <w:rPr>
+          <w:bCs/>
+        </w:rPr>
+        <w:t xml:space="preserve"> }</w:t>
+      </w:r>
+      <w:proofErr w:type="gramEnd"/>
+      <w:r>
+        <w:rPr>
+          <w:bCs/>
+        </w:rPr>
+        <w:t>}</w:t>
+      </w:r>
+    </w:p>
+    <w:p>
+      <w:pPr>
+        <w:pStyle w:val="Prrafodelista"/>
+        <w:spacing w:after="0"/>
+        <w:rPr>
+          <w:bCs/>
+        </w:rPr>
+      </w:pPr>
+      <w:r>
+        <w:rPr>
+          <w:bCs/>
+        </w:rPr>
+        <w:t xml:space="preserve">{% </w:t>
+      </w:r>
+      <w:proofErr w:type="spellStart"/>
+      <w:r>
+        <w:rPr>
+          <w:bCs/>
+        </w:rPr>
+        <w:t>endif</w:t>
+      </w:r>
+      <w:proofErr w:type="spellEnd"/>
+      <w:r>
+        <w:rPr>
+          <w:bCs/>
+        </w:rPr>
+        <w:t xml:space="preserve"> %}</w:t>
       </w:r>
     </w:p>
     <w:p>
@@ -2392,28 +2765,31 @@
       </w:pPr>
       <w:bookmarkStart w:id="3" w:name="_Hlk204088658"/>
       <w:r>
-        <w:t>Lugar de entrega:</w:t>
-      </w:r>
-      <w:r>
-        <w:t xml:space="preserve"> </w:t>
-      </w:r>
-      <w:r>
-        <w:t xml:space="preserve"> </w:t>
-      </w:r>
-      <w:r>
-        <w:t>{{</w:t>
-      </w:r>
-      <w:r>
-        <w:t xml:space="preserve"> </w:t>
-      </w:r>
-      <w:r>
-        <w:t>Lugar de entrega</w:t>
-      </w:r>
-      <w:r>
-        <w:t xml:space="preserve"> </w:t>
-      </w:r>
-      <w:r>
-        <w:t>}}</w:t>
+        <w:t xml:space="preserve">Lugar de entrega: </w:t>
+      </w:r>
+      <w:proofErr w:type="gramStart"/>
+      <w:r>
+        <w:t xml:space="preserve">{{ </w:t>
+      </w:r>
+      <w:proofErr w:type="spellStart"/>
+      <w:r>
+        <w:t>lugar</w:t>
+      </w:r>
+      <w:proofErr w:type="gramEnd"/>
+      <w:r>
+        <w:t>_</w:t>
+      </w:r>
+      <w:proofErr w:type="gramStart"/>
+      <w:r>
+        <w:t>entrega</w:t>
+      </w:r>
+      <w:proofErr w:type="spellEnd"/>
+      <w:r>
+        <w:t xml:space="preserve"> }</w:t>
+      </w:r>
+      <w:proofErr w:type="gramEnd"/>
+      <w:r>
+        <w:t>}</w:t>
       </w:r>
       <w:r>
         <w:t xml:space="preserve">, </w:t>
@@ -2512,13 +2888,7 @@
         <w:t xml:space="preserve">Validez de la cotización: </w:t>
       </w:r>
       <w:r>
-        <w:t xml:space="preserve">30 </w:t>
-      </w:r>
-      <w:r>
-        <w:t>días</w:t>
-      </w:r>
-      <w:r>
-        <w:t xml:space="preserve"> contados desde la presentación de esta propuesta.</w:t>
+        <w:t>30 días contados desde la presentación de esta propuesta.</w:t>
       </w:r>
     </w:p>
     <w:p>
@@ -2665,13 +3035,41 @@
                 <w:rFonts w:ascii="Calibri" w:hAnsi="Calibri" w:cs="Calibri"/>
               </w:rPr>
             </w:pPr>
+            <w:proofErr w:type="gramStart"/>
             <w:r>
               <w:rPr>
                 <w:rFonts w:ascii="Calibri" w:hAnsi="Calibri" w:cs="Calibri"/>
                 <w:b/>
                 <w:bCs/>
               </w:rPr>
-              <w:t>{{ firma_nombre }}</w:t>
+              <w:t xml:space="preserve">{{ </w:t>
+            </w:r>
+            <w:proofErr w:type="spellStart"/>
+            <w:r>
+              <w:rPr>
+                <w:rFonts w:ascii="Calibri" w:hAnsi="Calibri" w:cs="Calibri"/>
+                <w:b/>
+                <w:bCs/>
+              </w:rPr>
+              <w:t>firma</w:t>
+            </w:r>
+            <w:proofErr w:type="gramEnd"/>
+            <w:r>
+              <w:rPr>
+                <w:rFonts w:ascii="Calibri" w:hAnsi="Calibri" w:cs="Calibri"/>
+                <w:b/>
+                <w:bCs/>
+              </w:rPr>
+              <w:t>_nombre</w:t>
+            </w:r>
+            <w:proofErr w:type="spellEnd"/>
+            <w:r>
+              <w:rPr>
+                <w:rFonts w:ascii="Calibri" w:hAnsi="Calibri" w:cs="Calibri"/>
+                <w:b/>
+                <w:bCs/>
+              </w:rPr>
+              <w:t xml:space="preserve"> }}</w:t>
             </w:r>
             <w:r>
               <w:rPr>
@@ -2679,11 +3077,33 @@
               </w:rPr>
               <w:br/>
             </w:r>
+            <w:proofErr w:type="gramStart"/>
             <w:r>
               <w:rPr>
                 <w:rFonts w:ascii="Calibri" w:hAnsi="Calibri" w:cs="Calibri"/>
               </w:rPr>
-              <w:t>{{ firma_cargo }}</w:t>
+              <w:t xml:space="preserve">{{ </w:t>
+            </w:r>
+            <w:proofErr w:type="spellStart"/>
+            <w:r>
+              <w:rPr>
+                <w:rFonts w:ascii="Calibri" w:hAnsi="Calibri" w:cs="Calibri"/>
+              </w:rPr>
+              <w:t>firma</w:t>
+            </w:r>
+            <w:proofErr w:type="gramEnd"/>
+            <w:r>
+              <w:rPr>
+                <w:rFonts w:ascii="Calibri" w:hAnsi="Calibri" w:cs="Calibri"/>
+              </w:rPr>
+              <w:t>_cargo</w:t>
+            </w:r>
+            <w:proofErr w:type="spellEnd"/>
+            <w:r>
+              <w:rPr>
+                <w:rFonts w:ascii="Calibri" w:hAnsi="Calibri" w:cs="Calibri"/>
+              </w:rPr>
+              <w:t xml:space="preserve"> }}</w:t>
             </w:r>
             <w:r>
               <w:rPr>
@@ -2720,11 +3140,33 @@
               <w:br/>
               <w:t xml:space="preserve">M: </w:t>
             </w:r>
+            <w:proofErr w:type="gramStart"/>
             <w:r>
               <w:rPr>
                 <w:rFonts w:ascii="Calibri" w:hAnsi="Calibri" w:cs="Calibri"/>
               </w:rPr>
-              <w:t>{{ firma_telefono }}</w:t>
+              <w:t xml:space="preserve">{{ </w:t>
+            </w:r>
+            <w:proofErr w:type="spellStart"/>
+            <w:r>
+              <w:rPr>
+                <w:rFonts w:ascii="Calibri" w:hAnsi="Calibri" w:cs="Calibri"/>
+              </w:rPr>
+              <w:t>firma</w:t>
+            </w:r>
+            <w:proofErr w:type="gramEnd"/>
+            <w:r>
+              <w:rPr>
+                <w:rFonts w:ascii="Calibri" w:hAnsi="Calibri" w:cs="Calibri"/>
+              </w:rPr>
+              <w:t>_telefono</w:t>
+            </w:r>
+            <w:proofErr w:type="spellEnd"/>
+            <w:r>
+              <w:rPr>
+                <w:rFonts w:ascii="Calibri" w:hAnsi="Calibri" w:cs="Calibri"/>
+              </w:rPr>
+              <w:t xml:space="preserve"> }}</w:t>
             </w:r>
             <w:r>
               <w:rPr>
@@ -4255,7 +4697,6 @@
   <w:style w:type="character" w:default="1" w:styleId="Fuentedeprrafopredeter">
     <w:name w:val="Default Paragraph Font"/>
     <w:uiPriority w:val="1"/>
-    <w:semiHidden/>
     <w:unhideWhenUsed/>
   </w:style>
   <w:style w:type="table" w:default="1" w:styleId="Tablanormal">
@@ -4800,6 +5241,7 @@
     <w:rsid w:val="00025EDE"/>
     <w:rsid w:val="000A41FF"/>
     <w:rsid w:val="00102580"/>
+    <w:rsid w:val="00147BD7"/>
     <w:rsid w:val="00151B28"/>
     <w:rsid w:val="00164A1F"/>
     <w:rsid w:val="001A1411"/>
@@ -4814,6 +5256,7 @@
     <w:rsid w:val="004005BB"/>
     <w:rsid w:val="0054265B"/>
     <w:rsid w:val="00582D0F"/>
+    <w:rsid w:val="00603BA8"/>
     <w:rsid w:val="00624811"/>
     <w:rsid w:val="006337DE"/>
     <w:rsid w:val="00650F08"/>
